--- a/服务器部署手册.docx
+++ b/服务器部署手册.docx
@@ -2761,7 +2761,174 @@
         <w:rPr>
           <w:b/>
         </w:rPr>
-        <w:t>方式A：商业证书 / 云厂商证书（生产推荐）</w:t>
+        <w:t>✅ 推荐方案（默认）：Let's Encrypt 免费证书，一键自动化签发，无需购买</w:t>
+      </w:r>
+    </w:p>
+    <w:p>
+      <w:pPr>
+        <w:ind w:left="360"/>
+      </w:pPr>
+      <w:r>
+        <w:rPr>
+          <w:rFonts w:eastAsia="微软雅黑"/>
+          <w:i/>
+          <w:color w:val="555555"/>
+        </w:rPr>
+        <w:t>**结论：本站无需购买证书。** Let's Encrypt 免费 DV 证书与商业 DV 证书加密强度相同、浏览器全信任，90 天自动续期反而更安全。仅两类场景才需付费：① 地址栏需显示企业名称（EV/OV 证书，金融官网常见）；② 纯内网无法访问 ACME 服务。</w:t>
+      </w:r>
+    </w:p>
+    <w:p>
+      <w:r>
+        <w:t>仓库已提供</w:t>
+      </w:r>
+      <w:r>
+        <w:rPr>
+          <w:b/>
+        </w:rPr>
+        <w:t>一键自动化签发脚本</w:t>
+      </w:r>
+      <w:r>
+        <w:t xml:space="preserve">（二选一，自动完成：安装工具 → 签发 → 部署到 </w:t>
+      </w:r>
+      <w:r>
+        <w:rPr>
+          <w:rFonts w:ascii="Consolas" w:hAnsi="Consolas" w:eastAsia="微软雅黑"/>
+          <w:sz w:val="19"/>
+        </w:rPr>
+        <w:t>/etc/nginx/certs/</w:t>
+      </w:r>
+      <w:r>
+        <w:t xml:space="preserve"> → 配置自动续期）：</w:t>
+      </w:r>
+    </w:p>
+    <w:p>
+      <w:pPr>
+        <w:spacing w:after="0" w:line="240" w:lineRule="auto"/>
+        <w:ind w:left="240"/>
+      </w:pPr>
+      <w:r>
+        <w:rPr>
+          <w:rFonts w:ascii="Consolas" w:hAnsi="Consolas" w:eastAsia="微软雅黑"/>
+          <w:sz w:val="17"/>
+        </w:rPr>
+        <w:t># 方式A：certbot 版（推荐，Ubuntu/Debian + Nginx）</w:t>
+      </w:r>
+    </w:p>
+    <w:p>
+      <w:pPr>
+        <w:spacing w:after="0" w:line="240" w:lineRule="auto"/>
+        <w:ind w:left="240"/>
+      </w:pPr>
+      <w:r>
+        <w:rPr>
+          <w:rFonts w:ascii="Consolas" w:hAnsi="Consolas" w:eastAsia="微软雅黑"/>
+          <w:sz w:val="17"/>
+        </w:rPr>
+        <w:t>bash deploy/scripts/auto-ssl-certbot.sh uat.carbon-grading.com</w:t>
+      </w:r>
+    </w:p>
+    <w:p>
+      <w:pPr>
+        <w:spacing w:after="0" w:line="240" w:lineRule="auto"/>
+        <w:ind w:left="240"/>
+      </w:pPr>
+      <w:r>
+        <w:rPr>
+          <w:rFonts w:ascii="Consolas" w:hAnsi="Consolas" w:eastAsia="微软雅黑"/>
+          <w:sz w:val="17"/>
+        </w:rPr>
+        <w:t xml:space="preserve"> </w:t>
+      </w:r>
+    </w:p>
+    <w:p>
+      <w:pPr>
+        <w:spacing w:after="0" w:line="240" w:lineRule="auto"/>
+        <w:ind w:left="240"/>
+      </w:pPr>
+      <w:r>
+        <w:rPr>
+          <w:rFonts w:ascii="Consolas" w:hAnsi="Consolas" w:eastAsia="微软雅黑"/>
+          <w:sz w:val="17"/>
+        </w:rPr>
+        <w:t># 方式B：acme.sh 版（跨发行版；支持 DNS 验证，适合 Docker/内网）</w:t>
+      </w:r>
+    </w:p>
+    <w:p>
+      <w:pPr>
+        <w:spacing w:after="0" w:line="240" w:lineRule="auto"/>
+        <w:ind w:left="240"/>
+      </w:pPr>
+      <w:r>
+        <w:rPr>
+          <w:rFonts w:ascii="Consolas" w:hAnsi="Consolas" w:eastAsia="微软雅黑"/>
+          <w:sz w:val="17"/>
+        </w:rPr>
+        <w:t>bash deploy/scripts/auto-ssl-acme.sh uat.carbon-grading.com</w:t>
+      </w:r>
+    </w:p>
+    <w:p>
+      <w:pPr>
+        <w:spacing w:after="0" w:line="240" w:lineRule="auto"/>
+        <w:ind w:left="240"/>
+      </w:pPr>
+      <w:r>
+        <w:rPr>
+          <w:rFonts w:ascii="Consolas" w:hAnsi="Consolas" w:eastAsia="微软雅黑"/>
+          <w:sz w:val="17"/>
+        </w:rPr>
+        <w:t># DNS 验证示例（无需开放 80 端口）：</w:t>
+      </w:r>
+    </w:p>
+    <w:p>
+      <w:pPr>
+        <w:spacing w:after="0" w:line="240" w:lineRule="auto"/>
+        <w:ind w:left="240"/>
+      </w:pPr>
+      <w:r>
+        <w:rPr>
+          <w:rFonts w:ascii="Consolas" w:hAnsi="Consolas" w:eastAsia="微软雅黑"/>
+          <w:sz w:val="17"/>
+        </w:rPr>
+        <w:t>#   export CF_Token="你的Cloudflare Token"</w:t>
+      </w:r>
+    </w:p>
+    <w:p>
+      <w:pPr>
+        <w:spacing w:after="0" w:line="240" w:lineRule="auto"/>
+        <w:ind w:left="240"/>
+      </w:pPr>
+      <w:r>
+        <w:rPr>
+          <w:rFonts w:ascii="Consolas" w:hAnsi="Consolas" w:eastAsia="微软雅黑"/>
+          <w:sz w:val="17"/>
+        </w:rPr>
+        <w:t>#   bash deploy/scripts/auto-ssl-acme.sh uat.carbon-grading.com --dns dns_cf</w:t>
+      </w:r>
+    </w:p>
+    <w:p>
+      <w:pPr>
+        <w:spacing w:after="40"/>
+      </w:pPr>
+    </w:p>
+    <w:p>
+      <w:pPr>
+        <w:ind w:left="360"/>
+      </w:pPr>
+      <w:r>
+        <w:rPr>
+          <w:rFonts w:eastAsia="微软雅黑"/>
+          <w:i/>
+          <w:color w:val="555555"/>
+        </w:rPr>
+        <w:t>前置条件：① 域名已解析到服务器公网 IP；② 80 端口可被外网访问（HTTP-01 验证）；③ 证书输出路径自动对齐 nginx.conf 的 `/etc/nginx/certs/`。</w:t>
+      </w:r>
+    </w:p>
+    <w:p>
+      <w:r>
+        <w:rPr>
+          <w:b/>
+        </w:rPr>
+        <w:t>方式A：商业证书 / 云厂商证书（可选）</w:t>
       </w:r>
     </w:p>
     <w:p>
@@ -2799,7 +2966,16 @@
         <w:t>.key</w:t>
       </w:r>
       <w:r>
-        <w:t xml:space="preserve"> 私钥）</w:t>
+        <w:t xml:space="preserve"> 私钥）；部分云厂商提供</w:t>
+      </w:r>
+      <w:r>
+        <w:rPr>
+          <w:b/>
+        </w:rPr>
+        <w:t>免费 DV 证书</w:t>
+      </w:r>
+      <w:r>
+        <w:t>（一年期）</w:t>
       </w:r>
     </w:p>
     <w:p>
@@ -2807,7 +2983,7 @@
         <w:rPr>
           <w:b/>
         </w:rPr>
-        <w:t>方式B：Let's Encrypt 免费证书（Linux/Docker 推荐）</w:t>
+        <w:t>方式B：Let's Encrypt 免费证书（手动 certbot）</w:t>
       </w:r>
     </w:p>
     <w:p>
